--- a/education/k8s-cka-prep/docx/chapter01_preparing_a_node.docx
+++ b/education/k8s-cka-prep/docx/chapter01_preparing_a_node.docx
@@ -2,7 +2,7 @@
 <file path=word/document.xml><?xml version="1.0" encoding="utf-8"?>
 <w:document xmlns:w="http://schemas.openxmlformats.org/wordprocessingml/2006/main" xmlns:m="http://schemas.openxmlformats.org/officeDocument/2006/math" xmlns:r="http://schemas.openxmlformats.org/officeDocument/2006/relationships" xmlns:o="urn:schemas-microsoft-com:office:office" xmlns:v="urn:schemas-microsoft-com:vml" xmlns:w10="urn:schemas-microsoft-com:office:word" xmlns:a="http://schemas.openxmlformats.org/drawingml/2006/main" xmlns:pic="http://schemas.openxmlformats.org/drawingml/2006/picture" xmlns:wp="http://schemas.openxmlformats.org/drawingml/2006/wordprocessingDrawing">
   <w:body>
-    <w:bookmarkStart w:id="25" w:name="X9a54318d55ecfa5cb50c3ae9a1132add7b6440b"/>
+    <w:bookmarkStart w:id="26" w:name="X9a54318d55ecfa5cb50c3ae9a1132add7b6440b"/>
     <w:p>
       <w:pPr>
         <w:pStyle w:val="Heading1"/>
@@ -51,7 +51,13 @@
         <w:t xml:space="preserve">192.168.1.201–205</w:t>
       </w:r>
       <w:r>
-        <w:t xml:space="preserve">)</w:t>
+        <w:t xml:space="preserve">); re-verified</w:t>
+      </w:r>
+      <w:r>
+        <w:t xml:space="preserve"> </w:t>
+      </w:r>
+      <w:r>
+        <w:t xml:space="preserve">September 17 after a deliberate reboot</w:t>
       </w:r>
       <w:r>
         <w:t xml:space="preserve"> </w:t>
@@ -67,13 +73,13 @@
         <w:t xml:space="preserve"> </w:t>
       </w:r>
       <w:r>
-        <w:t xml:space="preserve">Kubernetes v1.35.8 · containerd 2.3.3 · Ubuntu 24.04.4 LTS</w:t>
-      </w:r>
-      <w:r>
-        <w:t xml:space="preserve"> </w:t>
-      </w:r>
-      <w:r>
-        <w:t xml:space="preserve">· kernel 6.8.0-134 · yq v4.53.6</w:t>
+        <w:t xml:space="preserve">Kubernetes v1.35.8 · containerd 2.3.5 · crictl 1.35.0</w:t>
+      </w:r>
+      <w:r>
+        <w:t xml:space="preserve"> </w:t>
+      </w:r>
+      <w:r>
+        <w:t xml:space="preserve">· Ubuntu 24.04.4 LTS · kernel 6.8.0-139 · yq v4.53.6</w:t>
       </w:r>
       <w:r>
         <w:t xml:space="preserve"> </w:t>
@@ -801,7 +807,7 @@
       </w:r>
     </w:p>
     <w:bookmarkEnd w:id="13"/>
-    <w:bookmarkStart w:id="19" w:name="the-procedure"/>
+    <w:bookmarkStart w:id="20" w:name="the-procedure"/>
     <w:p>
       <w:pPr>
         <w:pStyle w:val="Heading2"/>
@@ -3128,7 +3134,7 @@
         <w:rPr>
           <w:rStyle w:val="CommentTok"/>
         </w:rPr>
-        <w:t xml:space="preserve"># inactive — CORRECT, see below</w:t>
+        <w:t xml:space="preserve"># activating — CORRECT, see below</w:t>
       </w:r>
     </w:p>
     <w:p>
@@ -3216,37 +3222,75 @@
           <w:b/>
           <w:bCs/>
         </w:rPr>
-        <w:t xml:space="preserve">An inactive kubelet here is correct, not a fault.</w:t>
-      </w:r>
-      <w:r>
-        <w:t xml:space="preserve"> </w:t>
-      </w:r>
-      <w:r>
-        <w:t xml:space="preserve">It has</w:t>
-      </w:r>
-      <w:r>
-        <w:t xml:space="preserve"> </w:t>
-      </w:r>
-      <w:r>
-        <w:rPr>
-          <w:rStyle w:val="Key"/>
-        </w:rPr>
-        <w:t xml:space="preserve">nothing to do until a cluster</w:t>
-      </w:r>
-      <w:r>
-        <w:rPr>
-          <w:rStyle w:val="Key"/>
-        </w:rPr>
-        <w:t xml:space="preserve"> </w:t>
-      </w:r>
-      <w:r>
-        <w:rPr>
-          <w:rStyle w:val="Key"/>
-        </w:rPr>
-        <w:t xml:space="preserve">exists</w:t>
-      </w:r>
-      <w:r>
-        <w:t xml:space="preserve">. It starts when</w:t>
+        <w:t xml:space="preserve">A kubelet that will not start here is correct, not a fault</w:t>
+      </w:r>
+      <w:r>
+        <w:t xml:space="preserve"> </w:t>
+      </w:r>
+      <w:r>
+        <w:t xml:space="preserve">— and</w:t>
+      </w:r>
+      <w:r>
+        <w:t xml:space="preserve"> </w:t>
+      </w:r>
+      <w:r>
+        <w:rPr>
+          <w:i/>
+          <w:iCs/>
+        </w:rPr>
+        <w:t xml:space="preserve">which</w:t>
+      </w:r>
+      <w:r>
+        <w:t xml:space="preserve"> </w:t>
+      </w:r>
+      <w:r>
+        <w:t xml:space="preserve">not-running it</w:t>
+      </w:r>
+      <w:r>
+        <w:t xml:space="preserve"> </w:t>
+      </w:r>
+      <w:r>
+        <w:t xml:space="preserve">reports depends on something nobody thinks to ask:</w:t>
+      </w:r>
+      <w:r>
+        <w:t xml:space="preserve"> </w:t>
+      </w:r>
+      <w:r>
+        <w:rPr>
+          <w:rStyle w:val="Key"/>
+        </w:rPr>
+        <w:t xml:space="preserve">whether the host has rebooted since you</w:t>
+      </w:r>
+      <w:r>
+        <w:rPr>
+          <w:rStyle w:val="Key"/>
+        </w:rPr>
+        <w:t xml:space="preserve"> </w:t>
+      </w:r>
+      <w:r>
+        <w:rPr>
+          <w:rStyle w:val="Key"/>
+        </w:rPr>
+        <w:t xml:space="preserve">installed it</w:t>
+      </w:r>
+      <w:r>
+        <w:t xml:space="preserve">.</w:t>
+      </w:r>
+    </w:p>
+    <w:p>
+      <w:pPr>
+        <w:pStyle w:val="Compact"/>
+        <w:numPr>
+          <w:ilvl w:val="0"/>
+          <w:numId w:val="1001"/>
+        </w:numPr>
+      </w:pPr>
+      <w:r>
+        <w:rPr>
+          <w:b/>
+          <w:bCs/>
+        </w:rPr>
+        <w:t xml:space="preserve">Freshly installed, no reboot:</w:t>
       </w:r>
       <w:r>
         <w:t xml:space="preserve"> </w:t>
@@ -3255,6 +3299,167 @@
         <w:rPr>
           <w:rStyle w:val="VerbatimChar"/>
         </w:rPr>
+        <w:t xml:space="preserve">inactive</w:t>
+      </w:r>
+      <w:r>
+        <w:t xml:space="preserve">. The package</w:t>
+      </w:r>
+      <w:r>
+        <w:t xml:space="preserve"> </w:t>
+      </w:r>
+      <w:r>
+        <w:rPr>
+          <w:rStyle w:val="Key"/>
+        </w:rPr>
+        <w:t xml:space="preserve">enables the unit but never starts</w:t>
+      </w:r>
+      <w:r>
+        <w:rPr>
+          <w:rStyle w:val="Key"/>
+        </w:rPr>
+        <w:t xml:space="preserve"> </w:t>
+      </w:r>
+      <w:r>
+        <w:rPr>
+          <w:rStyle w:val="Key"/>
+        </w:rPr>
+        <w:t xml:space="preserve">it</w:t>
+      </w:r>
+      <w:r>
+        <w:t xml:space="preserve">.</w:t>
+      </w:r>
+    </w:p>
+    <w:p>
+      <w:pPr>
+        <w:pStyle w:val="Compact"/>
+        <w:numPr>
+          <w:ilvl w:val="0"/>
+          <w:numId w:val="1001"/>
+        </w:numPr>
+      </w:pPr>
+      <w:r>
+        <w:rPr>
+          <w:b/>
+          <w:bCs/>
+        </w:rPr>
+        <w:t xml:space="preserve">After any reboot:</w:t>
+      </w:r>
+      <w:r>
+        <w:t xml:space="preserve"> </w:t>
+      </w:r>
+      <w:r>
+        <w:rPr>
+          <w:rStyle w:val="VerbatimChar"/>
+        </w:rPr>
+        <w:t xml:space="preserve">activating (auto-restart)</w:t>
+      </w:r>
+      <w:r>
+        <w:t xml:space="preserve"> </w:t>
+      </w:r>
+      <w:r>
+        <w:t xml:space="preserve">— systemd starts the enabled unit and it</w:t>
+      </w:r>
+      <w:r>
+        <w:t xml:space="preserve"> </w:t>
+      </w:r>
+      <w:r>
+        <w:rPr>
+          <w:rStyle w:val="Key"/>
+        </w:rPr>
+        <w:t xml:space="preserve">dies every ten seconds, then tries again</w:t>
+      </w:r>
+      <w:r>
+        <w:t xml:space="preserve">.</w:t>
+      </w:r>
+    </w:p>
+    <w:p>
+      <w:pPr>
+        <w:pStyle w:val="FirstParagraph"/>
+      </w:pPr>
+      <w:r>
+        <w:t xml:space="preserve">Read the reason rather than inferring it:</w:t>
+      </w:r>
+    </w:p>
+    <w:p>
+      <w:pPr>
+        <w:pStyle w:val="SourceCode"/>
+      </w:pPr>
+      <w:r>
+        <w:rPr>
+          <w:rStyle w:val="FunctionTok"/>
+        </w:rPr>
+        <w:t xml:space="preserve">sudo</w:t>
+      </w:r>
+      <w:r>
+        <w:rPr>
+          <w:rStyle w:val="NormalTok"/>
+        </w:rPr>
+        <w:t xml:space="preserve"> journalctl </w:t>
+      </w:r>
+      <w:r>
+        <w:rPr>
+          <w:rStyle w:val="AttributeTok"/>
+        </w:rPr>
+        <w:t xml:space="preserve">-u</w:t>
+      </w:r>
+      <w:r>
+        <w:rPr>
+          <w:rStyle w:val="NormalTok"/>
+        </w:rPr>
+        <w:t xml:space="preserve"> kubelet </w:t>
+      </w:r>
+      <w:r>
+        <w:rPr>
+          <w:rStyle w:val="AttributeTok"/>
+        </w:rPr>
+        <w:t xml:space="preserve">-n</w:t>
+      </w:r>
+      <w:r>
+        <w:rPr>
+          <w:rStyle w:val="NormalTok"/>
+        </w:rPr>
+        <w:t xml:space="preserve"> 3 </w:t>
+      </w:r>
+      <w:r>
+        <w:rPr>
+          <w:rStyle w:val="AttributeTok"/>
+        </w:rPr>
+        <w:t xml:space="preserve">--no-pager</w:t>
+      </w:r>
+      <w:r>
+        <w:br/>
+      </w:r>
+      <w:r>
+        <w:rPr>
+          <w:rStyle w:val="CommentTok"/>
+        </w:rPr>
+        <w:t xml:space="preserve"># open /var/lib/kubelet/config.yaml: no such file or directory</w:t>
+      </w:r>
+    </w:p>
+    <w:p>
+      <w:pPr>
+        <w:pStyle w:val="FirstParagraph"/>
+      </w:pPr>
+      <w:r>
+        <w:t xml:space="preserve">⭐</w:t>
+      </w:r>
+      <w:r>
+        <w:t xml:space="preserve"> </w:t>
+      </w:r>
+      <w:r>
+        <w:rPr>
+          <w:b/>
+          <w:bCs/>
+        </w:rPr>
+        <w:t xml:space="preserve">That missing file is the whole story.</w:t>
+      </w:r>
+      <w:r>
+        <w:t xml:space="preserve"> </w:t>
+      </w:r>
+      <w:r>
+        <w:rPr>
+          <w:rStyle w:val="VerbatimChar"/>
+        </w:rPr>
         <w:t xml:space="preserve">kubeadm init</w:t>
       </w:r>
       <w:r>
@@ -3276,31 +3481,752 @@
         <w:t xml:space="preserve"> </w:t>
       </w:r>
       <w:r>
-        <w:t xml:space="preserve">gives it a</w:t>
-      </w:r>
-      <w:r>
-        <w:t xml:space="preserve"> </w:t>
-      </w:r>
-      <w:r>
-        <w:t xml:space="preserve">configuration. If you go looking for a running kubelet at this point you will</w:t>
-      </w:r>
-      <w:r>
-        <w:t xml:space="preserve"> </w:t>
-      </w:r>
-      <w:r>
+        <w:t xml:space="preserve">writes</w:t>
+      </w:r>
+      <w:r>
+        <w:t xml:space="preserve"> </w:t>
+      </w:r>
+      <w:r>
+        <w:rPr>
+          <w:rStyle w:val="VerbatimChar"/>
+        </w:rPr>
+        <w:t xml:space="preserve">/var/lib/kubelet/config.yaml</w:t>
+      </w:r>
+      <w:r>
+        <w:t xml:space="preserve">, so its absence is</w:t>
+      </w:r>
+      <w:r>
+        <w:t xml:space="preserve"> </w:t>
+      </w:r>
+      <w:r>
+        <w:rPr>
+          <w:rStyle w:val="Key"/>
+        </w:rPr>
+        <w:t xml:space="preserve">not a broken kubelet — it is a node with no</w:t>
+      </w:r>
+      <w:r>
+        <w:rPr>
+          <w:rStyle w:val="Key"/>
+        </w:rPr>
+        <w:t xml:space="preserve"> </w:t>
+      </w:r>
+      <w:r>
+        <w:rPr>
+          <w:rStyle w:val="Key"/>
+        </w:rPr>
+        <w:t xml:space="preserve">role</w:t>
+      </w:r>
+      <w:r>
+        <w:t xml:space="preserve">. A restart loop here is</w:t>
+      </w:r>
+      <w:r>
+        <w:t xml:space="preserve"> </w:t>
+      </w:r>
+      <w:r>
+        <w:rPr>
+          <w:rStyle w:val="Key"/>
+        </w:rPr>
+        <w:t xml:space="preserve">the correct behaviour of a correctly prepared</w:t>
+      </w:r>
+      <w:r>
+        <w:rPr>
+          <w:rStyle w:val="Key"/>
+        </w:rPr>
+        <w:t xml:space="preserve"> </w:t>
+      </w:r>
+      <w:r>
+        <w:rPr>
+          <w:rStyle w:val="Key"/>
+        </w:rPr>
+        <w:t xml:space="preserve">node</w:t>
+      </w:r>
+      <w:r>
+        <w:t xml:space="preserve">, and if you go hunting for a healthy kubelet you will</w:t>
+      </w:r>
+      <w:r>
+        <w:t xml:space="preserve"> </w:t>
+      </w:r>
+      <w:r>
+        <w:rPr>
+          <w:rStyle w:val="Key"/>
+        </w:rPr>
         <w:t xml:space="preserve">“fix”</w:t>
       </w:r>
       <w:r>
-        <w:t xml:space="preserve"> </w:t>
-      </w:r>
-      <w:r>
-        <w:t xml:space="preserve">something that</w:t>
-      </w:r>
-      <w:r>
-        <w:t xml:space="preserve"> </w:t>
-      </w:r>
-      <w:r>
-        <w:t xml:space="preserve">was never broken.</w:t>
+        <w:rPr>
+          <w:rStyle w:val="Key"/>
+        </w:rPr>
+        <w:t xml:space="preserve"> </w:t>
+      </w:r>
+      <w:r>
+        <w:rPr>
+          <w:rStyle w:val="Key"/>
+        </w:rPr>
+        <w:t xml:space="preserve">something</w:t>
+      </w:r>
+      <w:r>
+        <w:rPr>
+          <w:rStyle w:val="Key"/>
+        </w:rPr>
+        <w:t xml:space="preserve"> </w:t>
+      </w:r>
+      <w:r>
+        <w:rPr>
+          <w:rStyle w:val="Key"/>
+        </w:rPr>
+        <w:t xml:space="preserve">that was never broken</w:t>
+      </w:r>
+      <w:r>
+        <w:t xml:space="preserve">.</w:t>
+      </w:r>
+    </w:p>
+    <w:bookmarkEnd w:id="18"/>
+    <w:bookmarkStart w:id="19" w:name="Xda451c1028345629b1854dc1e10bc7bad153c82"/>
+    <w:p>
+      <w:pPr>
+        <w:pStyle w:val="Heading3"/>
+      </w:pPr>
+      <w:r>
+        <w:t xml:space="preserve">6. Install</w:t>
+      </w:r>
+      <w:r>
+        <w:t xml:space="preserve"> </w:t>
+      </w:r>
+      <w:r>
+        <w:rPr>
+          <w:rStyle w:val="VerbatimChar"/>
+        </w:rPr>
+        <w:t xml:space="preserve">crictl</w:t>
+      </w:r>
+      <w:r>
+        <w:t xml:space="preserve">, and point it at the socket</w:t>
+      </w:r>
+    </w:p>
+    <w:p>
+      <w:pPr>
+        <w:pStyle w:val="FirstParagraph"/>
+      </w:pPr>
+      <w:r>
+        <w:t xml:space="preserve">With Docker deliberately absent,</w:t>
+      </w:r>
+      <w:r>
+        <w:t xml:space="preserve"> </w:t>
+      </w:r>
+      <w:r>
+        <w:rPr>
+          <w:rStyle w:val="Key"/>
+        </w:rPr>
+        <w:t xml:space="preserve">there is no other way to look at a container on this</w:t>
+      </w:r>
+      <w:r>
+        <w:rPr>
+          <w:rStyle w:val="Key"/>
+        </w:rPr>
+        <w:t xml:space="preserve"> </w:t>
+      </w:r>
+      <w:r>
+        <w:rPr>
+          <w:rStyle w:val="Key"/>
+        </w:rPr>
+        <w:t xml:space="preserve">node</w:t>
+      </w:r>
+      <w:r>
+        <w:t xml:space="preserve">.</w:t>
+      </w:r>
+      <w:r>
+        <w:t xml:space="preserve"> </w:t>
+      </w:r>
+      <w:r>
+        <w:rPr>
+          <w:rStyle w:val="VerbatimChar"/>
+        </w:rPr>
+        <w:t xml:space="preserve">crictl</w:t>
+      </w:r>
+      <w:r>
+        <w:t xml:space="preserve"> </w:t>
+      </w:r>
+      <w:r>
+        <w:t xml:space="preserve">speaks CRI —</w:t>
+      </w:r>
+      <w:r>
+        <w:t xml:space="preserve"> </w:t>
+      </w:r>
+      <w:r>
+        <w:rPr>
+          <w:rStyle w:val="Key"/>
+        </w:rPr>
+        <w:t xml:space="preserve">the same interface the kubelet</w:t>
+      </w:r>
+      <w:r>
+        <w:rPr>
+          <w:rStyle w:val="Key"/>
+        </w:rPr>
+        <w:t xml:space="preserve"> </w:t>
+      </w:r>
+      <w:r>
+        <w:rPr>
+          <w:rStyle w:val="Key"/>
+        </w:rPr>
+        <w:t xml:space="preserve">uses</w:t>
+      </w:r>
+      <w:r>
+        <w:t xml:space="preserve"> </w:t>
+      </w:r>
+      <w:r>
+        <w:t xml:space="preserve">— so it sees exactly what Kubernetes sees, which</w:t>
+      </w:r>
+      <w:r>
+        <w:t xml:space="preserve"> </w:t>
+      </w:r>
+      <w:r>
+        <w:rPr>
+          <w:rStyle w:val="VerbatimChar"/>
+        </w:rPr>
+        <w:t xml:space="preserve">docker</w:t>
+      </w:r>
+      <w:r>
+        <w:t xml:space="preserve"> </w:t>
+      </w:r>
+      <w:r>
+        <w:t xml:space="preserve">never did.</w:t>
+      </w:r>
+    </w:p>
+    <w:p>
+      <w:pPr>
+        <w:pStyle w:val="SourceCode"/>
+      </w:pPr>
+      <w:r>
+        <w:rPr>
+          <w:rStyle w:val="FunctionTok"/>
+        </w:rPr>
+        <w:t xml:space="preserve">sudo</w:t>
+      </w:r>
+      <w:r>
+        <w:rPr>
+          <w:rStyle w:val="NormalTok"/>
+        </w:rPr>
+        <w:t xml:space="preserve"> apt-get install </w:t>
+      </w:r>
+      <w:r>
+        <w:rPr>
+          <w:rStyle w:val="AttributeTok"/>
+        </w:rPr>
+        <w:t xml:space="preserve">-y</w:t>
+      </w:r>
+      <w:r>
+        <w:rPr>
+          <w:rStyle w:val="NormalTok"/>
+        </w:rPr>
+        <w:t xml:space="preserve"> </w:t>
+      </w:r>
+      <w:r>
+        <w:rPr>
+          <w:rStyle w:val="AttributeTok"/>
+        </w:rPr>
+        <w:t xml:space="preserve">--no-install-recommends</w:t>
+      </w:r>
+      <w:r>
+        <w:rPr>
+          <w:rStyle w:val="NormalTok"/>
+        </w:rPr>
+        <w:t xml:space="preserve"> cri-tools=1.35.0-1.1</w:t>
+      </w:r>
+      <w:r>
+        <w:br/>
+      </w:r>
+      <w:r>
+        <w:rPr>
+          <w:rStyle w:val="FunctionTok"/>
+        </w:rPr>
+        <w:t xml:space="preserve">sudo</w:t>
+      </w:r>
+      <w:r>
+        <w:rPr>
+          <w:rStyle w:val="NormalTok"/>
+        </w:rPr>
+        <w:t xml:space="preserve"> apt-mark hold cri-tools</w:t>
+      </w:r>
+      <w:r>
+        <w:br/>
+      </w:r>
+      <w:r>
+        <w:rPr>
+          <w:rStyle w:val="BuiltInTok"/>
+        </w:rPr>
+        <w:t xml:space="preserve">printf</w:t>
+      </w:r>
+      <w:r>
+        <w:rPr>
+          <w:rStyle w:val="NormalTok"/>
+        </w:rPr>
+        <w:t xml:space="preserve"> </w:t>
+      </w:r>
+      <w:r>
+        <w:rPr>
+          <w:rStyle w:val="StringTok"/>
+        </w:rPr>
+        <w:t xml:space="preserve">'%s\n'</w:t>
+      </w:r>
+      <w:r>
+        <w:rPr>
+          <w:rStyle w:val="NormalTok"/>
+        </w:rPr>
+        <w:t xml:space="preserve"> </w:t>
+      </w:r>
+      <w:r>
+        <w:rPr>
+          <w:rStyle w:val="DataTypeTok"/>
+        </w:rPr>
+        <w:t xml:space="preserve">\</w:t>
+      </w:r>
+      <w:r>
+        <w:br/>
+      </w:r>
+      <w:r>
+        <w:rPr>
+          <w:rStyle w:val="NormalTok"/>
+        </w:rPr>
+        <w:t xml:space="preserve">  </w:t>
+      </w:r>
+      <w:r>
+        <w:rPr>
+          <w:rStyle w:val="StringTok"/>
+        </w:rPr>
+        <w:t xml:space="preserve">'runtime-endpoint: unix:///run/containerd/containerd.sock'</w:t>
+      </w:r>
+      <w:r>
+        <w:rPr>
+          <w:rStyle w:val="NormalTok"/>
+        </w:rPr>
+        <w:t xml:space="preserve"> </w:t>
+      </w:r>
+      <w:r>
+        <w:rPr>
+          <w:rStyle w:val="DataTypeTok"/>
+        </w:rPr>
+        <w:t xml:space="preserve">\</w:t>
+      </w:r>
+      <w:r>
+        <w:br/>
+      </w:r>
+      <w:r>
+        <w:rPr>
+          <w:rStyle w:val="NormalTok"/>
+        </w:rPr>
+        <w:t xml:space="preserve">  </w:t>
+      </w:r>
+      <w:r>
+        <w:rPr>
+          <w:rStyle w:val="StringTok"/>
+        </w:rPr>
+        <w:t xml:space="preserve">'image-endpoint: unix:///run/containerd/containerd.sock'</w:t>
+      </w:r>
+      <w:r>
+        <w:rPr>
+          <w:rStyle w:val="NormalTok"/>
+        </w:rPr>
+        <w:t xml:space="preserve"> </w:t>
+      </w:r>
+      <w:r>
+        <w:rPr>
+          <w:rStyle w:val="DataTypeTok"/>
+        </w:rPr>
+        <w:t xml:space="preserve">\</w:t>
+      </w:r>
+      <w:r>
+        <w:br/>
+      </w:r>
+      <w:r>
+        <w:rPr>
+          <w:rStyle w:val="NormalTok"/>
+        </w:rPr>
+        <w:t xml:space="preserve">  </w:t>
+      </w:r>
+      <w:r>
+        <w:rPr>
+          <w:rStyle w:val="StringTok"/>
+        </w:rPr>
+        <w:t xml:space="preserve">'timeout: 10'</w:t>
+      </w:r>
+      <w:r>
+        <w:rPr>
+          <w:rStyle w:val="NormalTok"/>
+        </w:rPr>
+        <w:t xml:space="preserve"> </w:t>
+      </w:r>
+      <w:r>
+        <w:rPr>
+          <w:rStyle w:val="KeywordTok"/>
+        </w:rPr>
+        <w:t xml:space="preserve">|</w:t>
+      </w:r>
+      <w:r>
+        <w:rPr>
+          <w:rStyle w:val="NormalTok"/>
+        </w:rPr>
+        <w:t xml:space="preserve"> </w:t>
+      </w:r>
+      <w:r>
+        <w:rPr>
+          <w:rStyle w:val="FunctionTok"/>
+        </w:rPr>
+        <w:t xml:space="preserve">sudo</w:t>
+      </w:r>
+      <w:r>
+        <w:rPr>
+          <w:rStyle w:val="NormalTok"/>
+        </w:rPr>
+        <w:t xml:space="preserve"> tee /etc/crictl.yaml</w:t>
+      </w:r>
+    </w:p>
+    <w:p>
+      <w:pPr>
+        <w:pStyle w:val="FirstParagraph"/>
+      </w:pPr>
+      <w:r>
+        <w:rPr>
+          <w:b/>
+          <w:bCs/>
+        </w:rPr>
+        <w:t xml:space="preserve">Confirm — three checks, because each proves something the others cannot:</w:t>
+      </w:r>
+    </w:p>
+    <w:p>
+      <w:pPr>
+        <w:pStyle w:val="SourceCode"/>
+      </w:pPr>
+      <w:r>
+        <w:rPr>
+          <w:rStyle w:val="ExtensionTok"/>
+        </w:rPr>
+        <w:t xml:space="preserve">crictl</w:t>
+      </w:r>
+      <w:r>
+        <w:rPr>
+          <w:rStyle w:val="NormalTok"/>
+        </w:rPr>
+        <w:t xml:space="preserve"> </w:t>
+      </w:r>
+      <w:r>
+        <w:rPr>
+          <w:rStyle w:val="AttributeTok"/>
+        </w:rPr>
+        <w:t xml:space="preserve">--version</w:t>
+      </w:r>
+      <w:r>
+        <w:rPr>
+          <w:rStyle w:val="NormalTok"/>
+        </w:rPr>
+        <w:t xml:space="preserve">      </w:t>
+      </w:r>
+      <w:r>
+        <w:rPr>
+          <w:rStyle w:val="CommentTok"/>
+        </w:rPr>
+        <w:t xml:space="preserve"># the binary is installed</w:t>
+      </w:r>
+      <w:r>
+        <w:br/>
+      </w:r>
+      <w:r>
+        <w:rPr>
+          <w:rStyle w:val="FunctionTok"/>
+        </w:rPr>
+        <w:t xml:space="preserve">sudo</w:t>
+      </w:r>
+      <w:r>
+        <w:rPr>
+          <w:rStyle w:val="NormalTok"/>
+        </w:rPr>
+        <w:t xml:space="preserve"> crictl version   </w:t>
+      </w:r>
+      <w:r>
+        <w:rPr>
+          <w:rStyle w:val="CommentTok"/>
+        </w:rPr>
+        <w:t xml:space="preserve"># RuntimeVersion: v2.3.5 — it REACHED containerd</w:t>
+      </w:r>
+      <w:r>
+        <w:br/>
+      </w:r>
+      <w:r>
+        <w:rPr>
+          <w:rStyle w:val="FunctionTok"/>
+        </w:rPr>
+        <w:t xml:space="preserve">sudo</w:t>
+      </w:r>
+      <w:r>
+        <w:rPr>
+          <w:rStyle w:val="NormalTok"/>
+        </w:rPr>
+        <w:t xml:space="preserve"> crictl ps </w:t>
+      </w:r>
+      <w:r>
+        <w:rPr>
+          <w:rStyle w:val="AttributeTok"/>
+        </w:rPr>
+        <w:t xml:space="preserve">-a</w:t>
+      </w:r>
+      <w:r>
+        <w:rPr>
+          <w:rStyle w:val="NormalTok"/>
+        </w:rPr>
+        <w:t xml:space="preserve">     </w:t>
+      </w:r>
+      <w:r>
+        <w:rPr>
+          <w:rStyle w:val="CommentTok"/>
+        </w:rPr>
+        <w:t xml:space="preserve"># an empty table and exit 0 — the socket answers</w:t>
+      </w:r>
+    </w:p>
+    <w:p>
+      <w:pPr>
+        <w:pStyle w:val="FirstParagraph"/>
+      </w:pPr>
+      <w:r>
+        <w:t xml:space="preserve">⚠️</w:t>
+      </w:r>
+      <w:r>
+        <w:t xml:space="preserve"> </w:t>
+      </w:r>
+      <w:r>
+        <w:rPr>
+          <w:rStyle w:val="VerbatimChar"/>
+          <w:b/>
+          <w:bCs/>
+        </w:rPr>
+        <w:t xml:space="preserve">/etc/crictl.yaml</w:t>
+      </w:r>
+      <w:r>
+        <w:rPr>
+          <w:b/>
+          <w:bCs/>
+        </w:rPr>
+        <w:t xml:space="preserve"> </w:t>
+      </w:r>
+      <w:r>
+        <w:rPr>
+          <w:b/>
+          <w:bCs/>
+        </w:rPr>
+        <w:t xml:space="preserve">is not optional.</w:t>
+      </w:r>
+      <w:r>
+        <w:t xml:space="preserve"> </w:t>
+      </w:r>
+      <w:r>
+        <w:t xml:space="preserve">Current</w:t>
+      </w:r>
+      <w:r>
+        <w:t xml:space="preserve"> </w:t>
+      </w:r>
+      <w:r>
+        <w:rPr>
+          <w:rStyle w:val="VerbatimChar"/>
+        </w:rPr>
+        <w:t xml:space="preserve">crictl</w:t>
+      </w:r>
+      <w:r>
+        <w:t xml:space="preserve"> </w:t>
+      </w:r>
+      <w:r>
+        <w:t xml:space="preserve">has</w:t>
+      </w:r>
+      <w:r>
+        <w:t xml:space="preserve"> </w:t>
+      </w:r>
+      <w:r>
+        <w:rPr>
+          <w:rStyle w:val="Key"/>
+        </w:rPr>
+        <w:t xml:space="preserve">no default endpoint to fall back</w:t>
+      </w:r>
+      <w:r>
+        <w:rPr>
+          <w:rStyle w:val="Key"/>
+        </w:rPr>
+        <w:t xml:space="preserve"> </w:t>
+      </w:r>
+      <w:r>
+        <w:rPr>
+          <w:rStyle w:val="Key"/>
+        </w:rPr>
+        <w:t xml:space="preserve">on</w:t>
+      </w:r>
+      <w:r>
+        <w:t xml:space="preserve">, so without it the tool fails to connect rather than guessing — and</w:t>
+      </w:r>
+      <w:r>
+        <w:t xml:space="preserve"> </w:t>
+      </w:r>
+      <w:r>
+        <w:rPr>
+          <w:rStyle w:val="Key"/>
+        </w:rPr>
+        <w:t xml:space="preserve">the</w:t>
+      </w:r>
+      <w:r>
+        <w:rPr>
+          <w:rStyle w:val="Key"/>
+        </w:rPr>
+        <w:t xml:space="preserve"> </w:t>
+      </w:r>
+      <w:r>
+        <w:rPr>
+          <w:rStyle w:val="Key"/>
+        </w:rPr>
+        <w:t xml:space="preserve">error reads like a broken runtime instead of a missing config</w:t>
+      </w:r>
+      <w:r>
+        <w:t xml:space="preserve">.</w:t>
+      </w:r>
+    </w:p>
+    <w:p>
+      <w:pPr>
+        <w:pStyle w:val="BodyText"/>
+      </w:pPr>
+      <w:r>
+        <w:t xml:space="preserve">⭐</w:t>
+      </w:r>
+      <w:r>
+        <w:t xml:space="preserve"> </w:t>
+      </w:r>
+      <w:r>
+        <w:rPr>
+          <w:rStyle w:val="VerbatimChar"/>
+        </w:rPr>
+        <w:t xml:space="preserve">cri-tools</w:t>
+      </w:r>
+      <w:r>
+        <w:t xml:space="preserve"> </w:t>
+      </w:r>
+      <w:r>
+        <w:t xml:space="preserve">comes from the same</w:t>
+      </w:r>
+      <w:r>
+        <w:t xml:space="preserve"> </w:t>
+      </w:r>
+      <w:r>
+        <w:rPr>
+          <w:rStyle w:val="VerbatimChar"/>
+        </w:rPr>
+        <w:t xml:space="preserve">pkgs.k8s.io</w:t>
+      </w:r>
+      <w:r>
+        <w:t xml:space="preserve"> </w:t>
+      </w:r>
+      <w:r>
+        <w:t xml:space="preserve">minor repository as</w:t>
+      </w:r>
+      <w:r>
+        <w:t xml:space="preserve"> </w:t>
+      </w:r>
+      <w:r>
+        <w:rPr>
+          <w:rStyle w:val="VerbatimChar"/>
+        </w:rPr>
+        <w:t xml:space="preserve">kubeadm</w:t>
+      </w:r>
+      <w:r>
+        <w:t xml:space="preserve">, so it</w:t>
+      </w:r>
+      <w:r>
+        <w:t xml:space="preserve"> </w:t>
+      </w:r>
+      <w:r>
+        <w:t xml:space="preserve">version-matches the cluster and is held for the same reason.</w:t>
+      </w:r>
+    </w:p>
+    <w:p>
+      <w:pPr>
+        <w:pStyle w:val="BodyText"/>
+      </w:pPr>
+      <w:r>
+        <w:t xml:space="preserve">🚨</w:t>
+      </w:r>
+      <w:r>
+        <w:t xml:space="preserve"> </w:t>
+      </w:r>
+      <w:r>
+        <w:rPr>
+          <w:b/>
+          <w:bCs/>
+        </w:rPr>
+        <w:t xml:space="preserve">And while you are holding things, hold the runtime:</w:t>
+      </w:r>
+    </w:p>
+    <w:p>
+      <w:pPr>
+        <w:pStyle w:val="SourceCode"/>
+      </w:pPr>
+      <w:r>
+        <w:rPr>
+          <w:rStyle w:val="FunctionTok"/>
+        </w:rPr>
+        <w:t xml:space="preserve">sudo</w:t>
+      </w:r>
+      <w:r>
+        <w:rPr>
+          <w:rStyle w:val="NormalTok"/>
+        </w:rPr>
+        <w:t xml:space="preserve"> apt-mark hold containerd.io</w:t>
+      </w:r>
+    </w:p>
+    <w:p>
+      <w:pPr>
+        <w:pStyle w:val="FirstParagraph"/>
+      </w:pPr>
+      <w:r>
+        <w:t xml:space="preserve">The config file you fixed in step 4 is the one a package upgrade can</w:t>
+      </w:r>
+      <w:r>
+        <w:t xml:space="preserve"> </w:t>
+      </w:r>
+      <w:r>
+        <w:t xml:space="preserve">replace, which would restore</w:t>
+      </w:r>
+      <w:r>
+        <w:t xml:space="preserve"> </w:t>
+      </w:r>
+      <w:r>
+        <w:rPr>
+          <w:rStyle w:val="VerbatimChar"/>
+        </w:rPr>
+        <w:t xml:space="preserve">disabled_plugins = ["cri"]</w:t>
+      </w:r>
+      <w:r>
+        <w:t xml:space="preserve"> </w:t>
+      </w:r>
+      <w:r>
+        <w:t xml:space="preserve">and</w:t>
+      </w:r>
+      <w:r>
+        <w:t xml:space="preserve"> </w:t>
+      </w:r>
+      <w:r>
+        <w:rPr>
+          <w:rStyle w:val="Key"/>
+        </w:rPr>
+        <w:t xml:space="preserve">reproduce the</w:t>
+      </w:r>
+      <w:r>
+        <w:rPr>
+          <w:rStyle w:val="Key"/>
+        </w:rPr>
+        <w:t xml:space="preserve"> </w:t>
+      </w:r>
+      <w:r>
+        <w:rPr>
+          <w:rStyle w:val="Key"/>
+        </w:rPr>
+        <w:t xml:space="preserve">exact failure step 4 exists to prevent</w:t>
+      </w:r>
+      <w:r>
+        <w:t xml:space="preserve"> </w:t>
+      </w:r>
+      <w:r>
+        <w:t xml:space="preserve">— on a cluster that worked yesterday.</w:t>
       </w:r>
     </w:p>
     <w:p>
@@ -3310,9 +4236,9 @@
         </w:pict>
       </w:r>
     </w:p>
-    <w:bookmarkEnd w:id="18"/>
     <w:bookmarkEnd w:id="19"/>
-    <w:bookmarkStart w:id="20" w:name="what-you-deliberately-have-not-done"/>
+    <w:bookmarkEnd w:id="20"/>
+    <w:bookmarkStart w:id="21" w:name="what-you-deliberately-have-not-done"/>
     <w:p>
       <w:pPr>
         <w:pStyle w:val="Heading2"/>
@@ -3933,8 +4859,8 @@
         </w:pict>
       </w:r>
     </w:p>
-    <w:bookmarkEnd w:id="20"/>
-    <w:bookmarkStart w:id="21" w:name="where-this-lab-differs-from-production"/>
+    <w:bookmarkEnd w:id="21"/>
+    <w:bookmarkStart w:id="22" w:name="where-this-lab-differs-from-production"/>
     <w:p>
       <w:pPr>
         <w:pStyle w:val="Heading2"/>
@@ -4122,7 +5048,7 @@
           <w:b/>
           <w:bCs/>
         </w:rPr>
-        <w:t xml:space="preserve">Lab vs PROD — automatic updates left running while the runtime is unheld.</w:t>
+        <w:t xml:space="preserve">Lab vs PROD — automatic updates left running, and what they can actually reach.</w:t>
       </w:r>
       <w:r>
         <w:t xml:space="preserve"> </w:t>
@@ -4147,7 +5073,29 @@
         <w:t xml:space="preserve"> </w:t>
       </w:r>
       <w:r>
-        <w:t xml:space="preserve">is still enabled on these nodes, and although</w:t>
+        <w:t xml:space="preserve">is enabled and it does real work — it installed a new kernel here</w:t>
+      </w:r>
+      <w:r>
+        <w:t xml:space="preserve"> </w:t>
+      </w:r>
+      <w:r>
+        <w:t xml:space="preserve">overnight without being asked.</w:t>
+      </w:r>
+      <w:r>
+        <w:t xml:space="preserve"> </w:t>
+      </w:r>
+      <w:r>
+        <w:rPr>
+          <w:i/>
+          <w:iCs/>
+        </w:rPr>
+        <w:t xml:space="preserve">Why it’s acceptable here:</w:t>
+      </w:r>
+      <w:r>
+        <w:t xml:space="preserve"> </w:t>
+      </w:r>
+      <w:r>
+        <w:t xml:space="preserve">measured, not assumed —</w:t>
       </w:r>
       <w:r>
         <w:t xml:space="preserve"> </w:t>
@@ -4156,10 +5104,25 @@
         <w:rPr>
           <w:rStyle w:val="VerbatimChar"/>
         </w:rPr>
-        <w:t xml:space="preserve">kubelet</w:t>
-      </w:r>
-      <w:r>
-        <w:t xml:space="preserve">,</w:t>
+        <w:t xml:space="preserve">Unattended-Upgrade::Allowed-Origins</w:t>
+      </w:r>
+      <w:r>
+        <w:t xml:space="preserve"> </w:t>
+      </w:r>
+      <w:r>
+        <w:t xml:space="preserve">lists only the Ubuntu archive, security and ESM pockets, so</w:t>
+      </w:r>
+      <w:r>
+        <w:t xml:space="preserve"> </w:t>
+      </w:r>
+      <w:r>
+        <w:rPr>
+          <w:rStyle w:val="Key"/>
+        </w:rPr>
+        <w:t xml:space="preserve">neither the Kubernetes repo nor Docker’s is eligible</w:t>
+      </w:r>
+      <w:r>
+        <w:t xml:space="preserve">, and</w:t>
       </w:r>
       <w:r>
         <w:t xml:space="preserve"> </w:t>
@@ -4168,13 +5131,47 @@
         <w:rPr>
           <w:rStyle w:val="VerbatimChar"/>
         </w:rPr>
-        <w:t xml:space="preserve">kubeadm</w:t>
-      </w:r>
-      <w:r>
-        <w:t xml:space="preserve"> </w:t>
-      </w:r>
-      <w:r>
-        <w:t xml:space="preserve">and</w:t>
+        <w:t xml:space="preserve">Automatic-Reboot</w:t>
+      </w:r>
+      <w:r>
+        <w:t xml:space="preserve"> </w:t>
+      </w:r>
+      <w:r>
+        <w:t xml:space="preserve">is unset, so</w:t>
+      </w:r>
+      <w:r>
+        <w:t xml:space="preserve"> </w:t>
+      </w:r>
+      <w:r>
+        <w:rPr>
+          <w:rStyle w:val="Key"/>
+        </w:rPr>
+        <w:t xml:space="preserve">nothing reboots itself</w:t>
+      </w:r>
+      <w:r>
+        <w:t xml:space="preserve">.</w:t>
+      </w:r>
+      <w:r>
+        <w:t xml:space="preserve"> </w:t>
+      </w:r>
+      <w:r>
+        <w:rPr>
+          <w:i/>
+          <w:iCs/>
+        </w:rPr>
+        <w:t xml:space="preserve">In production:</w:t>
+      </w:r>
+      <w:r>
+        <w:t xml:space="preserve"> </w:t>
+      </w:r>
+      <w:r>
+        <w:t xml:space="preserve">patching is scheduled</w:t>
+      </w:r>
+      <w:r>
+        <w:t xml:space="preserve"> </w:t>
+      </w:r>
+      <w:r>
+        <w:t xml:space="preserve">per node behind a</w:t>
       </w:r>
       <w:r>
         <w:t xml:space="preserve"> </w:t>
@@ -4183,26 +5180,88 @@
         <w:rPr>
           <w:rStyle w:val="VerbatimChar"/>
         </w:rPr>
-        <w:t xml:space="preserve">kubectl</w:t>
-      </w:r>
-      <w:r>
-        <w:t xml:space="preserve"> </w:t>
-      </w:r>
-      <w:r>
-        <w:t xml:space="preserve">are held,</w:t>
-      </w:r>
-      <w:r>
-        <w:t xml:space="preserve"> </w:t>
-      </w:r>
+        <w:t xml:space="preserve">kubectl drain</w:t>
+      </w:r>
+      <w:r>
+        <w:t xml:space="preserve">, and the kernel a node boots is a decision someone made.</w:t>
+      </w:r>
+      <w:r>
+        <w:t xml:space="preserve"> </w:t>
+      </w:r>
+      <w:r>
+        <w:rPr>
+          <w:i/>
+          <w:iCs/>
+        </w:rPr>
+        <w:t xml:space="preserve">If you</w:t>
+      </w:r>
+      <w:r>
+        <w:rPr>
+          <w:i/>
+          <w:iCs/>
+        </w:rPr>
+        <w:t xml:space="preserve"> </w:t>
+      </w:r>
+      <w:r>
+        <w:rPr>
+          <w:i/>
+          <w:iCs/>
+        </w:rPr>
+        <w:t xml:space="preserve">carry the habit:</w:t>
+      </w:r>
+      <w:r>
+        <w:t xml:space="preserve"> </w:t>
+      </w:r>
+      <w:r>
+        <w:rPr>
+          <w:rStyle w:val="Key"/>
+        </w:rPr>
+        <w:t xml:space="preserve">a node accumulates a kernel it has never booted</w:t>
+      </w:r>
+      <w:r>
+        <w:t xml:space="preserve">, then boots</w:t>
+      </w:r>
+      <w:r>
+        <w:t xml:space="preserve"> </w:t>
+      </w:r>
+      <w:r>
+        <w:t xml:space="preserve">it at 03:00 for an unrelated reason — so the change and the symptom are</w:t>
+      </w:r>
+      <w:r>
+        <w:t xml:space="preserve"> </w:t>
+      </w:r>
+      <w:r>
+        <w:rPr>
+          <w:rStyle w:val="Key"/>
+        </w:rPr>
+        <w:t xml:space="preserve">weeks apart and nobody</w:t>
+      </w:r>
+      <w:r>
+        <w:rPr>
+          <w:rStyle w:val="Key"/>
+        </w:rPr>
+        <w:t xml:space="preserve"> </w:t>
+      </w:r>
+      <w:r>
+        <w:rPr>
+          <w:rStyle w:val="Key"/>
+        </w:rPr>
+        <w:t xml:space="preserve">connects them</w:t>
+      </w:r>
+      <w:r>
+        <w:t xml:space="preserve">.</w:t>
+      </w:r>
+    </w:p>
+    <w:p>
+      <w:pPr>
+        <w:pStyle w:val="BlockText"/>
+      </w:pPr>
       <w:r>
         <w:rPr>
           <w:b/>
           <w:bCs/>
         </w:rPr>
-        <w:t xml:space="preserve">containerd is not</w:t>
-      </w:r>
-      <w:r>
-        <w:t xml:space="preserve">.</w:t>
+        <w:t xml:space="preserve">Lab vs PROD — a pending reboot left outstanding.</w:t>
       </w:r>
       <w:r>
         <w:t xml:space="preserve"> </w:t>
@@ -4212,19 +5271,49 @@
           <w:i/>
           <w:iCs/>
         </w:rPr>
-        <w:t xml:space="preserve">Why it’s acceptable here:</w:t>
-      </w:r>
-      <w:r>
-        <w:t xml:space="preserve"> </w:t>
-      </w:r>
-      <w:r>
-        <w:t xml:space="preserve">the cluster is disposable and</w:t>
-      </w:r>
-      <w:r>
-        <w:t xml:space="preserve"> </w:t>
-      </w:r>
-      <w:r>
-        <w:t xml:space="preserve">a broken node is rebuilt from a script in a minute.</w:t>
+        <w:t xml:space="preserve">In the lab:</w:t>
+      </w:r>
+      <w:r>
+        <w:t xml:space="preserve"> </w:t>
+      </w:r>
+      <w:r>
+        <w:t xml:space="preserve">we spotted</w:t>
+      </w:r>
+      <w:r>
+        <w:t xml:space="preserve"> </w:t>
+      </w:r>
+      <w:r>
+        <w:rPr>
+          <w:rStyle w:val="VerbatimChar"/>
+        </w:rPr>
+        <w:t xml:space="preserve">6.8.0-139</w:t>
+      </w:r>
+      <w:r>
+        <w:t xml:space="preserve"> </w:t>
+      </w:r>
+      <w:r>
+        <w:t xml:space="preserve">installed</w:t>
+      </w:r>
+      <w:r>
+        <w:t xml:space="preserve"> </w:t>
+      </w:r>
+      <w:r>
+        <w:t xml:space="preserve">against</w:t>
+      </w:r>
+      <w:r>
+        <w:t xml:space="preserve"> </w:t>
+      </w:r>
+      <w:r>
+        <w:rPr>
+          <w:rStyle w:val="VerbatimChar"/>
+        </w:rPr>
+        <w:t xml:space="preserve">6.8.0-134</w:t>
+      </w:r>
+      <w:r>
+        <w:t xml:space="preserve"> </w:t>
+      </w:r>
+      <w:r>
+        <w:t xml:space="preserve">running, rebooted all five, and only then took the baseline snapshot.</w:t>
       </w:r>
       <w:r>
         <w:t xml:space="preserve"> </w:t>
@@ -4234,62 +5323,140 @@
           <w:i/>
           <w:iCs/>
         </w:rPr>
-        <w:t xml:space="preserve">In production:</w:t>
-      </w:r>
-      <w:r>
-        <w:t xml:space="preserve"> </w:t>
-      </w:r>
-      <w:r>
-        <w:t xml:space="preserve">runtime upgrades are scheduled,</w:t>
-      </w:r>
-      <w:r>
-        <w:t xml:space="preserve"> </w:t>
-      </w:r>
-      <w:r>
-        <w:t xml:space="preserve">node-by-node, behind a drain.</w:t>
-      </w:r>
-      <w:r>
-        <w:t xml:space="preserve"> </w:t>
+        <w:t xml:space="preserve">Why it’s</w:t>
       </w:r>
       <w:r>
         <w:rPr>
           <w:i/>
           <w:iCs/>
         </w:rPr>
+        <w:t xml:space="preserve"> </w:t>
+      </w:r>
+      <w:r>
+        <w:rPr>
+          <w:i/>
+          <w:iCs/>
+        </w:rPr>
+        <w:t xml:space="preserve">acceptable here:</w:t>
+      </w:r>
+      <w:r>
+        <w:t xml:space="preserve"> </w:t>
+      </w:r>
+      <w:r>
+        <w:t xml:space="preserve">nothing was running on them yet, so</w:t>
+      </w:r>
+      <w:r>
+        <w:t xml:space="preserve"> </w:t>
+      </w:r>
+      <w:r>
+        <w:rPr>
+          <w:rStyle w:val="Key"/>
+        </w:rPr>
+        <w:t xml:space="preserve">there was nothing to</w:t>
+      </w:r>
+      <w:r>
+        <w:rPr>
+          <w:rStyle w:val="Key"/>
+        </w:rPr>
+        <w:t xml:space="preserve"> </w:t>
+      </w:r>
+      <w:r>
+        <w:rPr>
+          <w:rStyle w:val="Key"/>
+        </w:rPr>
+        <w:t xml:space="preserve">drain</w:t>
+      </w:r>
+      <w:r>
+        <w:t xml:space="preserve">.</w:t>
+      </w:r>
+      <w:r>
+        <w:t xml:space="preserve"> </w:t>
+      </w:r>
+      <w:r>
+        <w:rPr>
+          <w:i/>
+          <w:iCs/>
+        </w:rPr>
+        <w:t xml:space="preserve">In production:</w:t>
+      </w:r>
+      <w:r>
+        <w:t xml:space="preserve"> </w:t>
+      </w:r>
+      <w:r>
+        <w:t xml:space="preserve">an unbooted kernel is never carried indefinitely on a</w:t>
+      </w:r>
+      <w:r>
+        <w:t xml:space="preserve"> </w:t>
+      </w:r>
+      <w:r>
+        <w:t xml:space="preserve">cluster node — drain, patch, reboot, verify, uncordon,</w:t>
+      </w:r>
+      <w:r>
+        <w:t xml:space="preserve"> </w:t>
+      </w:r>
+      <w:r>
+        <w:rPr>
+          <w:rStyle w:val="Key"/>
+        </w:rPr>
+        <w:t xml:space="preserve">one node at a time with a quorum check</w:t>
+      </w:r>
+      <w:r>
+        <w:rPr>
+          <w:rStyle w:val="Key"/>
+        </w:rPr>
+        <w:t xml:space="preserve"> </w:t>
+      </w:r>
+      <w:r>
+        <w:rPr>
+          <w:rStyle w:val="Key"/>
+        </w:rPr>
+        <w:t xml:space="preserve">between control planes</w:t>
+      </w:r>
+      <w:r>
+        <w:t xml:space="preserve">.</w:t>
+      </w:r>
+      <w:r>
+        <w:t xml:space="preserve"> </w:t>
+      </w:r>
+      <w:r>
+        <w:rPr>
+          <w:i/>
+          <w:iCs/>
+        </w:rPr>
         <w:t xml:space="preserve">If you carry the habit:</w:t>
       </w:r>
       <w:r>
         <w:t xml:space="preserve"> </w:t>
       </w:r>
       <w:r>
-        <w:rPr>
-          <w:rStyle w:val="Key"/>
-        </w:rPr>
-        <w:t xml:space="preserve">a container runtime restarts itself under a</w:t>
-      </w:r>
-      <w:r>
-        <w:rPr>
-          <w:rStyle w:val="Key"/>
-        </w:rPr>
-        <w:t xml:space="preserve"> </w:t>
-      </w:r>
-      <w:r>
-        <w:rPr>
-          <w:rStyle w:val="Key"/>
-        </w:rPr>
-        <w:t xml:space="preserve">running workload</w:t>
-      </w:r>
-      <w:r>
-        <w:t xml:space="preserve"> </w:t>
-      </w:r>
-      <w:r>
-        <w:t xml:space="preserve">at 03:00 on a day nobody chose, and because the upgrade succeeded there is nothing</w:t>
-      </w:r>
-      <w:r>
-        <w:t xml:space="preserve"> </w:t>
-      </w:r>
-      <w:r>
-        <w:t xml:space="preserve">in the logs that looks like a fault.</w:t>
+        <w:t xml:space="preserve">the first unplanned reboot of</w:t>
+      </w:r>
+      <w:r>
+        <w:t xml:space="preserve"> </w:t>
+      </w:r>
+      <w:r>
+        <w:t xml:space="preserve">a control plane</w:t>
+      </w:r>
+      <w:r>
+        <w:t xml:space="preserve"> </w:t>
+      </w:r>
+      <w:r>
+        <w:rPr>
+          <w:rStyle w:val="Key"/>
+        </w:rPr>
+        <w:t xml:space="preserve">changes its kernel while you are diagnosing something else</w:t>
+      </w:r>
+      <w:r>
+        <w:t xml:space="preserve"> </w:t>
+      </w:r>
+      <w:r>
+        <w:t xml:space="preserve">—</w:t>
+      </w:r>
+      <w:r>
+        <w:t xml:space="preserve"> </w:t>
+      </w:r>
+      <w:r>
+        <w:t xml:space="preserve">two variables, one outage.</w:t>
       </w:r>
     </w:p>
     <w:p>
@@ -4521,8 +5688,8 @@
         </w:pict>
       </w:r>
     </w:p>
-    <w:bookmarkEnd w:id="21"/>
-    <w:bookmarkStart w:id="22" w:name="commands-to-know-by-heart"/>
+    <w:bookmarkEnd w:id="22"/>
+    <w:bookmarkStart w:id="23" w:name="commands-to-know-by-heart"/>
     <w:p>
       <w:pPr>
         <w:pStyle w:val="Heading2"/>
@@ -4904,6 +6071,129 @@
           </w:p>
         </w:tc>
       </w:tr>
+      <w:tr>
+        <w:tc>
+          <w:tcPr/>
+          <w:p>
+            <w:pPr>
+              <w:pStyle w:val="Compact"/>
+            </w:pPr>
+            <w:r>
+              <w:t xml:space="preserve">What containers does Kubernetes see?</w:t>
+            </w:r>
+          </w:p>
+        </w:tc>
+        <w:tc>
+          <w:tcPr/>
+          <w:p>
+            <w:pPr>
+              <w:pStyle w:val="Compact"/>
+            </w:pPr>
+            <w:r>
+              <w:rPr>
+                <w:rStyle w:val="VerbatimChar"/>
+              </w:rPr>
+              <w:t xml:space="preserve">sudo crictl ps -a</w:t>
+            </w:r>
+          </w:p>
+        </w:tc>
+      </w:tr>
+      <w:tr>
+        <w:tc>
+          <w:tcPr/>
+          <w:p>
+            <w:pPr>
+              <w:pStyle w:val="Compact"/>
+            </w:pPr>
+            <w:r>
+              <w:t xml:space="preserve">Which images does the runtime hold?</w:t>
+            </w:r>
+          </w:p>
+        </w:tc>
+        <w:tc>
+          <w:tcPr/>
+          <w:p>
+            <w:pPr>
+              <w:pStyle w:val="Compact"/>
+            </w:pPr>
+            <w:r>
+              <w:rPr>
+                <w:rStyle w:val="VerbatimChar"/>
+              </w:rPr>
+              <w:t xml:space="preserve">sudo crictl images</w:t>
+            </w:r>
+          </w:p>
+        </w:tc>
+      </w:tr>
+      <w:tr>
+        <w:tc>
+          <w:tcPr/>
+          <w:p>
+            <w:pPr>
+              <w:pStyle w:val="Compact"/>
+            </w:pPr>
+            <w:r>
+              <w:t xml:space="preserve">Why will the kubelet not start?</w:t>
+            </w:r>
+          </w:p>
+        </w:tc>
+        <w:tc>
+          <w:tcPr/>
+          <w:p>
+            <w:pPr>
+              <w:pStyle w:val="Compact"/>
+            </w:pPr>
+            <w:r>
+              <w:rPr>
+                <w:rStyle w:val="VerbatimChar"/>
+              </w:rPr>
+              <w:t xml:space="preserve">sudo journalctl -u kubelet -n 3 --no-pager</w:t>
+            </w:r>
+          </w:p>
+        </w:tc>
+      </w:tr>
+      <w:tr>
+        <w:tc>
+          <w:tcPr/>
+          <w:p>
+            <w:pPr>
+              <w:pStyle w:val="Compact"/>
+            </w:pPr>
+            <w:r>
+              <w:t xml:space="preserve">Is the running kernel the installed one?</w:t>
+            </w:r>
+          </w:p>
+        </w:tc>
+        <w:tc>
+          <w:tcPr/>
+          <w:p>
+            <w:pPr>
+              <w:pStyle w:val="Compact"/>
+            </w:pPr>
+            <w:r>
+              <w:rPr>
+                <w:rStyle w:val="VerbatimChar"/>
+              </w:rPr>
+              <w:t xml:space="preserve">uname -r</w:t>
+            </w:r>
+            <w:r>
+              <w:t xml:space="preserve"> </w:t>
+            </w:r>
+            <w:r>
+              <w:t xml:space="preserve">against</w:t>
+            </w:r>
+            <w:r>
+              <w:t xml:space="preserve"> </w:t>
+            </w:r>
+            <w:r>
+              <w:rPr>
+                <w:rStyle w:val="VerbatimChar"/>
+              </w:rPr>
+              <w:t xml:space="preserve">ls /boot/vmlinuz-*</w:t>
+            </w:r>
+          </w:p>
+        </w:tc>
+      </w:tr>
     </w:tbl>
     <w:p>
       <w:r>
@@ -4912,8 +6202,8 @@
         </w:pict>
       </w:r>
     </w:p>
-    <w:bookmarkEnd w:id="22"/>
-    <w:bookmarkStart w:id="23" w:name="glossary"/>
+    <w:bookmarkEnd w:id="23"/>
+    <w:bookmarkStart w:id="24" w:name="glossary"/>
     <w:p>
       <w:pPr>
         <w:pStyle w:val="Heading2"/>
@@ -5043,181 +6333,6 @@
       </w:r>
       <w:r>
         <w:t xml:space="preserve">provide the Docker CLI.</w:t>
-      </w:r>
-    </w:p>
-    <w:p>
-      <w:pPr>
-        <w:pStyle w:val="BodyText"/>
-      </w:pPr>
-      <w:r>
-        <w:rPr>
-          <w:b/>
-          <w:bCs/>
-        </w:rPr>
-        <w:t xml:space="preserve">cgroup driver</w:t>
-      </w:r>
-      <w:r>
-        <w:t xml:space="preserve"> </w:t>
-      </w:r>
-      <w:r>
-        <w:t xml:space="preserve">— how a process manager creates resource-limit groups. On Ubuntu this must be</w:t>
-      </w:r>
-      <w:r>
-        <w:t xml:space="preserve"> </w:t>
-      </w:r>
-      <w:r>
-        <w:rPr>
-          <w:rStyle w:val="VerbatimChar"/>
-        </w:rPr>
-        <w:t xml:space="preserve">systemd</w:t>
-      </w:r>
-      <w:r>
-        <w:t xml:space="preserve"> </w:t>
-      </w:r>
-      <w:r>
-        <w:t xml:space="preserve">in</w:t>
-      </w:r>
-      <w:r>
-        <w:t xml:space="preserve"> </w:t>
-      </w:r>
-      <w:r>
-        <w:rPr>
-          <w:i/>
-          <w:iCs/>
-        </w:rPr>
-        <w:t xml:space="preserve">both</w:t>
-      </w:r>
-      <w:r>
-        <w:t xml:space="preserve"> </w:t>
-      </w:r>
-      <w:r>
-        <w:t xml:space="preserve">the kubelet and containerd, or</w:t>
-      </w:r>
-      <w:r>
-        <w:t xml:space="preserve"> </w:t>
-      </w:r>
-      <w:r>
-        <w:rPr>
-          <w:rStyle w:val="Key"/>
-        </w:rPr>
-        <w:t xml:space="preserve">the two disagree about who owns a pod’s</w:t>
-      </w:r>
-      <w:r>
-        <w:rPr>
-          <w:rStyle w:val="Key"/>
-        </w:rPr>
-        <w:t xml:space="preserve"> </w:t>
-      </w:r>
-      <w:r>
-        <w:rPr>
-          <w:rStyle w:val="Key"/>
-        </w:rPr>
-        <w:t xml:space="preserve">limits</w:t>
-      </w:r>
-      <w:r>
-        <w:t xml:space="preserve">.</w:t>
-      </w:r>
-    </w:p>
-    <w:p>
-      <w:pPr>
-        <w:pStyle w:val="BodyText"/>
-      </w:pPr>
-      <w:r>
-        <w:rPr>
-          <w:b/>
-          <w:bCs/>
-        </w:rPr>
-        <w:t xml:space="preserve">static pod</w:t>
-      </w:r>
-      <w:r>
-        <w:t xml:space="preserve"> </w:t>
-      </w:r>
-      <w:r>
-        <w:t xml:space="preserve">— a pod defined by a YAML file in</w:t>
-      </w:r>
-      <w:r>
-        <w:t xml:space="preserve"> </w:t>
-      </w:r>
-      <w:r>
-        <w:rPr>
-          <w:rStyle w:val="VerbatimChar"/>
-        </w:rPr>
-        <w:t xml:space="preserve">/etc/kubernetes/manifests/</w:t>
-      </w:r>
-      <w:r>
-        <w:t xml:space="preserve"> </w:t>
-      </w:r>
-      <w:r>
-        <w:t xml:space="preserve">and run by the kubelet</w:t>
-      </w:r>
-      <w:r>
-        <w:t xml:space="preserve"> </w:t>
-      </w:r>
-      <w:r>
-        <w:t xml:space="preserve">directly.</w:t>
-      </w:r>
-      <w:r>
-        <w:t xml:space="preserve"> </w:t>
-      </w:r>
-      <w:r>
-        <w:rPr>
-          <w:rStyle w:val="Key"/>
-        </w:rPr>
-        <w:t xml:space="preserve">Not scheduled by the API server and not visible to it as something it controls</w:t>
-      </w:r>
-      <w:r>
-        <w:t xml:space="preserve"> </w:t>
-      </w:r>
-      <w:r>
-        <w:t xml:space="preserve">— which is how the control plane bootstraps itself.</w:t>
-      </w:r>
-    </w:p>
-    <w:p>
-      <w:pPr>
-        <w:pStyle w:val="BodyText"/>
-      </w:pPr>
-      <w:r>
-        <w:rPr>
-          <w:b/>
-          <w:bCs/>
-        </w:rPr>
-        <w:t xml:space="preserve">snapshotter</w:t>
-      </w:r>
-      <w:r>
-        <w:t xml:space="preserve"> </w:t>
-      </w:r>
-      <w:r>
-        <w:t xml:space="preserve">— containerd’s layer storage.</w:t>
-      </w:r>
-      <w:r>
-        <w:t xml:space="preserve"> </w:t>
-      </w:r>
-      <w:r>
-        <w:rPr>
-          <w:rStyle w:val="VerbatimChar"/>
-        </w:rPr>
-        <w:t xml:space="preserve">overlayfs</w:t>
-      </w:r>
-      <w:r>
-        <w:t xml:space="preserve"> </w:t>
-      </w:r>
-      <w:r>
-        <w:t xml:space="preserve">is the default and the reason the</w:t>
-      </w:r>
-      <w:r>
-        <w:t xml:space="preserve"> </w:t>
-      </w:r>
-      <w:r>
-        <w:rPr>
-          <w:rStyle w:val="VerbatimChar"/>
-        </w:rPr>
-        <w:t xml:space="preserve">overlay</w:t>
-      </w:r>
-      <w:r>
-        <w:t xml:space="preserve"> </w:t>
-      </w:r>
-      <w:r>
-        <w:t xml:space="preserve">module is required.</w:t>
       </w:r>
     </w:p>
     <w:p>
@@ -5230,6 +6345,245 @@
           <w:b/>
           <w:bCs/>
         </w:rPr>
+        <w:t xml:space="preserve">crictl</w:t>
+      </w:r>
+      <w:r>
+        <w:t xml:space="preserve"> </w:t>
+      </w:r>
+      <w:r>
+        <w:t xml:space="preserve">— the CRI client. Talks to the runtime through</w:t>
+      </w:r>
+      <w:r>
+        <w:t xml:space="preserve"> </w:t>
+      </w:r>
+      <w:r>
+        <w:rPr>
+          <w:rStyle w:val="Key"/>
+        </w:rPr>
+        <w:t xml:space="preserve">the same interface the kubelet</w:t>
+      </w:r>
+      <w:r>
+        <w:rPr>
+          <w:rStyle w:val="Key"/>
+        </w:rPr>
+        <w:t xml:space="preserve"> </w:t>
+      </w:r>
+      <w:r>
+        <w:rPr>
+          <w:rStyle w:val="Key"/>
+        </w:rPr>
+        <w:t xml:space="preserve">uses</w:t>
+      </w:r>
+      <w:r>
+        <w:t xml:space="preserve">, so what it shows is what Kubernetes sees.</w:t>
+      </w:r>
+      <w:r>
+        <w:t xml:space="preserve"> </w:t>
+      </w:r>
+      <w:r>
+        <w:rPr>
+          <w:rStyle w:val="VerbatimChar"/>
+        </w:rPr>
+        <w:t xml:space="preserve">docker</w:t>
+      </w:r>
+      <w:r>
+        <w:t xml:space="preserve"> </w:t>
+      </w:r>
+      <w:r>
+        <w:t xml:space="preserve">never was that, which</w:t>
+      </w:r>
+      <w:r>
+        <w:t xml:space="preserve"> </w:t>
+      </w:r>
+      <w:r>
+        <w:t xml:space="preserve">is why its absence costs nothing here.</w:t>
+      </w:r>
+    </w:p>
+    <w:p>
+      <w:pPr>
+        <w:pStyle w:val="BodyText"/>
+      </w:pPr>
+      <w:r>
+        <w:rPr>
+          <w:b/>
+          <w:bCs/>
+        </w:rPr>
+        <w:t xml:space="preserve">cgroup driver</w:t>
+      </w:r>
+      <w:r>
+        <w:t xml:space="preserve"> </w:t>
+      </w:r>
+      <w:r>
+        <w:t xml:space="preserve">— how a process manager creates resource-limit groups. On Ubuntu this must be</w:t>
+      </w:r>
+      <w:r>
+        <w:t xml:space="preserve"> </w:t>
+      </w:r>
+      <w:r>
+        <w:rPr>
+          <w:rStyle w:val="VerbatimChar"/>
+        </w:rPr>
+        <w:t xml:space="preserve">systemd</w:t>
+      </w:r>
+      <w:r>
+        <w:t xml:space="preserve"> </w:t>
+      </w:r>
+      <w:r>
+        <w:t xml:space="preserve">in</w:t>
+      </w:r>
+      <w:r>
+        <w:t xml:space="preserve"> </w:t>
+      </w:r>
+      <w:r>
+        <w:rPr>
+          <w:i/>
+          <w:iCs/>
+        </w:rPr>
+        <w:t xml:space="preserve">both</w:t>
+      </w:r>
+      <w:r>
+        <w:t xml:space="preserve"> </w:t>
+      </w:r>
+      <w:r>
+        <w:t xml:space="preserve">the kubelet and containerd, or</w:t>
+      </w:r>
+      <w:r>
+        <w:t xml:space="preserve"> </w:t>
+      </w:r>
+      <w:r>
+        <w:rPr>
+          <w:rStyle w:val="Key"/>
+        </w:rPr>
+        <w:t xml:space="preserve">the two disagree about who owns a pod’s</w:t>
+      </w:r>
+      <w:r>
+        <w:rPr>
+          <w:rStyle w:val="Key"/>
+        </w:rPr>
+        <w:t xml:space="preserve"> </w:t>
+      </w:r>
+      <w:r>
+        <w:rPr>
+          <w:rStyle w:val="Key"/>
+        </w:rPr>
+        <w:t xml:space="preserve">limits</w:t>
+      </w:r>
+      <w:r>
+        <w:t xml:space="preserve">.</w:t>
+      </w:r>
+    </w:p>
+    <w:p>
+      <w:pPr>
+        <w:pStyle w:val="BodyText"/>
+      </w:pPr>
+      <w:r>
+        <w:rPr>
+          <w:b/>
+          <w:bCs/>
+        </w:rPr>
+        <w:t xml:space="preserve">static pod</w:t>
+      </w:r>
+      <w:r>
+        <w:t xml:space="preserve"> </w:t>
+      </w:r>
+      <w:r>
+        <w:t xml:space="preserve">— a pod defined by a YAML file in</w:t>
+      </w:r>
+      <w:r>
+        <w:t xml:space="preserve"> </w:t>
+      </w:r>
+      <w:r>
+        <w:rPr>
+          <w:rStyle w:val="VerbatimChar"/>
+        </w:rPr>
+        <w:t xml:space="preserve">/etc/kubernetes/manifests/</w:t>
+      </w:r>
+      <w:r>
+        <w:t xml:space="preserve"> </w:t>
+      </w:r>
+      <w:r>
+        <w:t xml:space="preserve">and run by the kubelet</w:t>
+      </w:r>
+      <w:r>
+        <w:t xml:space="preserve"> </w:t>
+      </w:r>
+      <w:r>
+        <w:t xml:space="preserve">directly.</w:t>
+      </w:r>
+      <w:r>
+        <w:t xml:space="preserve"> </w:t>
+      </w:r>
+      <w:r>
+        <w:rPr>
+          <w:rStyle w:val="Key"/>
+        </w:rPr>
+        <w:t xml:space="preserve">Not scheduled by the API server and not visible to it as something it controls</w:t>
+      </w:r>
+      <w:r>
+        <w:t xml:space="preserve"> </w:t>
+      </w:r>
+      <w:r>
+        <w:t xml:space="preserve">— which is how the control plane bootstraps itself.</w:t>
+      </w:r>
+    </w:p>
+    <w:p>
+      <w:pPr>
+        <w:pStyle w:val="BodyText"/>
+      </w:pPr>
+      <w:r>
+        <w:rPr>
+          <w:b/>
+          <w:bCs/>
+        </w:rPr>
+        <w:t xml:space="preserve">snapshotter</w:t>
+      </w:r>
+      <w:r>
+        <w:t xml:space="preserve"> </w:t>
+      </w:r>
+      <w:r>
+        <w:t xml:space="preserve">— containerd’s layer storage.</w:t>
+      </w:r>
+      <w:r>
+        <w:t xml:space="preserve"> </w:t>
+      </w:r>
+      <w:r>
+        <w:rPr>
+          <w:rStyle w:val="VerbatimChar"/>
+        </w:rPr>
+        <w:t xml:space="preserve">overlayfs</w:t>
+      </w:r>
+      <w:r>
+        <w:t xml:space="preserve"> </w:t>
+      </w:r>
+      <w:r>
+        <w:t xml:space="preserve">is the default and the reason the</w:t>
+      </w:r>
+      <w:r>
+        <w:t xml:space="preserve"> </w:t>
+      </w:r>
+      <w:r>
+        <w:rPr>
+          <w:rStyle w:val="VerbatimChar"/>
+        </w:rPr>
+        <w:t xml:space="preserve">overlay</w:t>
+      </w:r>
+      <w:r>
+        <w:t xml:space="preserve"> </w:t>
+      </w:r>
+      <w:r>
+        <w:t xml:space="preserve">module is required.</w:t>
+      </w:r>
+    </w:p>
+    <w:p>
+      <w:pPr>
+        <w:pStyle w:val="BodyText"/>
+      </w:pPr>
+      <w:r>
+        <w:rPr>
+          <w:rStyle w:val="VerbatimChar"/>
+          <w:b/>
+          <w:bCs/>
+        </w:rPr>
         <w:t xml:space="preserve">apt-mark hold</w:t>
       </w:r>
       <w:r>
@@ -5246,8 +6600,8 @@
         </w:pict>
       </w:r>
     </w:p>
-    <w:bookmarkEnd w:id="23"/>
-    <w:bookmarkStart w:id="24" w:name="check-yourself"/>
+    <w:bookmarkEnd w:id="24"/>
+    <w:bookmarkStart w:id="25" w:name="check-yourself"/>
     <w:p>
       <w:pPr>
         <w:pStyle w:val="Heading2"/>
@@ -5269,7 +6623,7 @@
         <w:pStyle w:val="Compact"/>
         <w:numPr>
           <w:ilvl w:val="0"/>
-          <w:numId w:val="1001"/>
+          <w:numId w:val="1002"/>
         </w:numPr>
       </w:pPr>
       <w:r>
@@ -5312,7 +6666,7 @@
         <w:pStyle w:val="Compact"/>
         <w:numPr>
           <w:ilvl w:val="0"/>
-          <w:numId w:val="1001"/>
+          <w:numId w:val="1002"/>
         </w:numPr>
       </w:pPr>
       <w:r>
@@ -5373,7 +6727,7 @@
         <w:pStyle w:val="Compact"/>
         <w:numPr>
           <w:ilvl w:val="0"/>
-          <w:numId w:val="1001"/>
+          <w:numId w:val="1002"/>
         </w:numPr>
       </w:pPr>
       <w:r>
@@ -5385,7 +6739,7 @@
         <w:pStyle w:val="Compact"/>
         <w:numPr>
           <w:ilvl w:val="0"/>
-          <w:numId w:val="1001"/>
+          <w:numId w:val="1002"/>
         </w:numPr>
       </w:pPr>
       <w:r>
@@ -5413,7 +6767,7 @@
         <w:pStyle w:val="Compact"/>
         <w:numPr>
           <w:ilvl w:val="0"/>
-          <w:numId w:val="1001"/>
+          <w:numId w:val="1002"/>
         </w:numPr>
       </w:pPr>
       <w:r>
@@ -5456,7 +6810,7 @@
         <w:pStyle w:val="Compact"/>
         <w:numPr>
           <w:ilvl w:val="0"/>
-          <w:numId w:val="1001"/>
+          <w:numId w:val="1002"/>
         </w:numPr>
       </w:pPr>
       <w:r>
@@ -5514,7 +6868,7 @@
         <w:pStyle w:val="Compact"/>
         <w:numPr>
           <w:ilvl w:val="0"/>
-          <w:numId w:val="1001"/>
+          <w:numId w:val="1002"/>
         </w:numPr>
       </w:pPr>
       <w:r>
@@ -5554,7 +6908,7 @@
         <w:pStyle w:val="Compact"/>
         <w:numPr>
           <w:ilvl w:val="0"/>
-          <w:numId w:val="1001"/>
+          <w:numId w:val="1002"/>
         </w:numPr>
       </w:pPr>
       <w:r>
@@ -5573,13 +6927,28 @@
         <w:t xml:space="preserve"> </w:t>
       </w:r>
       <w:r>
-        <w:t xml:space="preserve">on the Kubernetes packages more important than it looks, and which package</w:t>
-      </w:r>
-      <w:r>
-        <w:t xml:space="preserve"> </w:t>
-      </w:r>
-      <w:r>
-        <w:t xml:space="preserve">on these nodes is</w:t>
+        <w:t xml:space="preserve">more important than it looks, and why was</w:t>
+      </w:r>
+      <w:r>
+        <w:t xml:space="preserve"> </w:t>
+      </w:r>
+      <w:r>
+        <w:rPr>
+          <w:rStyle w:val="VerbatimChar"/>
+        </w:rPr>
+        <w:t xml:space="preserve">containerd.io</w:t>
+      </w:r>
+      <w:r>
+        <w:t xml:space="preserve"> </w:t>
+      </w:r>
+      <w:r>
+        <w:t xml:space="preserve">added to the held</w:t>
+      </w:r>
+      <w:r>
+        <w:t xml:space="preserve"> </w:t>
+      </w:r>
+      <w:r>
+        <w:t xml:space="preserve">list even though automatic updates cannot reach it? (§5, §6,</w:t>
       </w:r>
       <w:r>
         <w:t xml:space="preserve"> </w:t>
@@ -5589,30 +6958,71 @@
           <w:i/>
           <w:iCs/>
         </w:rPr>
-        <w:t xml:space="preserve">not</w:t>
-      </w:r>
-      <w:r>
-        <w:t xml:space="preserve"> </w:t>
-      </w:r>
-      <w:r>
-        <w:t xml:space="preserve">protected by it? (§5,</w:t>
-      </w:r>
-      <w:r>
-        <w:t xml:space="preserve"> </w:t>
-      </w:r>
-      <w:r>
-        <w:rPr>
-          <w:i/>
-          <w:iCs/>
-        </w:rPr>
         <w:t xml:space="preserve">Lab vs PROD</w:t>
       </w:r>
       <w:r>
         <w:t xml:space="preserve">)</w:t>
       </w:r>
     </w:p>
-    <w:bookmarkEnd w:id="24"/>
+    <w:p>
+      <w:pPr>
+        <w:pStyle w:val="Compact"/>
+        <w:numPr>
+          <w:ilvl w:val="0"/>
+          <w:numId w:val="1002"/>
+        </w:numPr>
+      </w:pPr>
+      <w:r>
+        <w:rPr>
+          <w:rStyle w:val="VerbatimChar"/>
+        </w:rPr>
+        <w:t xml:space="preserve">systemctl is-active kubelet</w:t>
+      </w:r>
+      <w:r>
+        <w:t xml:space="preserve"> </w:t>
+      </w:r>
+      <w:r>
+        <w:t xml:space="preserve">prints</w:t>
+      </w:r>
+      <w:r>
+        <w:t xml:space="preserve"> </w:t>
+      </w:r>
+      <w:r>
+        <w:rPr>
+          <w:rStyle w:val="VerbatimChar"/>
+        </w:rPr>
+        <w:t xml:space="preserve">inactive</w:t>
+      </w:r>
+      <w:r>
+        <w:t xml:space="preserve"> </w:t>
+      </w:r>
+      <w:r>
+        <w:t xml:space="preserve">on one prepared node and</w:t>
+      </w:r>
+      <w:r>
+        <w:t xml:space="preserve"> </w:t>
+      </w:r>
+      <w:r>
+        <w:rPr>
+          <w:rStyle w:val="VerbatimChar"/>
+        </w:rPr>
+        <w:t xml:space="preserve">activating</w:t>
+      </w:r>
+      <w:r>
+        <w:t xml:space="preserve"> </w:t>
+      </w:r>
+      <w:r>
+        <w:t xml:space="preserve">on another,</w:t>
+      </w:r>
+      <w:r>
+        <w:t xml:space="preserve"> </w:t>
+      </w:r>
+      <w:r>
+        <w:t xml:space="preserve">and both are correct. What is different about the two hosts? (§5)</w:t>
+      </w:r>
+    </w:p>
     <w:bookmarkEnd w:id="25"/>
+    <w:bookmarkEnd w:id="26"/>
     <w:sectPr>
       <w:footerReference r:id="rIdEduFooter" w:type="default"/>
       <w:pgSz w:h="15840" w:w="12240"/>
@@ -5758,6 +7168,109 @@
       </w:pPr>
     </w:lvl>
   </w:abstractNum>
+  <w:abstractNum w:abstractNumId="991">
+    <w:nsid w:val="0000A991"/>
+    <w:multiLevelType w:val="multilevel"/>
+    <w:lvl w:ilvl="0">
+      <w:numFmt w:val="bullet"/>
+      <w:lvlText w:val=""/>
+      <w:lvlJc w:val="left"/>
+      <w:pPr>
+        <w:ind w:left="720" w:hanging="360"/>
+      </w:pPr>
+      <w:rPr>
+        <w:rFonts w:ascii="Symbol" w:hAnsi="Symbol" w:cs="Symbol" w:hint="default"/>
+      </w:rPr>
+    </w:lvl>
+    <w:lvl w:ilvl="1">
+      <w:numFmt w:val="bullet"/>
+      <w:lvlText w:val="o"/>
+      <w:lvlJc w:val="left"/>
+      <w:pPr>
+        <w:ind w:left="1440" w:hanging="360"/>
+      </w:pPr>
+      <w:rPr>
+        <w:rFonts w:ascii="Courier New" w:hAnsi="Courier New" w:cs="Courier New" w:hint="default"/>
+      </w:rPr>
+    </w:lvl>
+    <w:lvl w:ilvl="2">
+      <w:numFmt w:val="bullet"/>
+      <w:lvlText w:val=""/>
+      <w:lvlJc w:val="left"/>
+      <w:pPr>
+        <w:ind w:left="2160" w:hanging="360"/>
+      </w:pPr>
+      <w:rPr>
+        <w:rFonts w:ascii="Wingdings" w:hAnsi="Wingdings" w:cs="Wingdings" w:hint="default"/>
+      </w:rPr>
+    </w:lvl>
+    <w:lvl w:ilvl="3">
+      <w:numFmt w:val="bullet"/>
+      <w:lvlText w:val=""/>
+      <w:lvlJc w:val="left"/>
+      <w:pPr>
+        <w:ind w:left="2880" w:hanging="360"/>
+      </w:pPr>
+      <w:rPr>
+        <w:rFonts w:ascii="Symbol" w:hAnsi="Symbol" w:cs="Symbol" w:hint="default"/>
+      </w:rPr>
+    </w:lvl>
+    <w:lvl w:ilvl="4">
+      <w:numFmt w:val="bullet"/>
+      <w:lvlText w:val="o"/>
+      <w:lvlJc w:val="left"/>
+      <w:pPr>
+        <w:ind w:left="3600" w:hanging="360"/>
+      </w:pPr>
+      <w:rPr>
+        <w:rFonts w:ascii="Courier New" w:hAnsi="Courier New" w:cs="Courier New" w:hint="default"/>
+      </w:rPr>
+    </w:lvl>
+    <w:lvl w:ilvl="5">
+      <w:numFmt w:val="bullet"/>
+      <w:lvlText w:val=""/>
+      <w:lvlJc w:val="left"/>
+      <w:pPr>
+        <w:ind w:left="4320" w:hanging="360"/>
+      </w:pPr>
+      <w:rPr>
+        <w:rFonts w:ascii="Wingdings" w:hAnsi="Wingdings" w:cs="Wingdings" w:hint="default"/>
+      </w:rPr>
+    </w:lvl>
+    <w:lvl w:ilvl="6">
+      <w:numFmt w:val="bullet"/>
+      <w:lvlText w:val=""/>
+      <w:lvlJc w:val="left"/>
+      <w:pPr>
+        <w:ind w:left="5040" w:hanging="360"/>
+      </w:pPr>
+      <w:rPr>
+        <w:rFonts w:ascii="Symbol" w:hAnsi="Symbol" w:cs="Symbol" w:hint="default"/>
+      </w:rPr>
+    </w:lvl>
+    <w:lvl w:ilvl="7">
+      <w:numFmt w:val="bullet"/>
+      <w:lvlText w:val="o"/>
+      <w:lvlJc w:val="left"/>
+      <w:pPr>
+        <w:ind w:left="5760" w:hanging="360"/>
+      </w:pPr>
+      <w:rPr>
+        <w:rFonts w:ascii="Courier New" w:hAnsi="Courier New" w:cs="Courier New" w:hint="default"/>
+      </w:rPr>
+    </w:lvl>
+    <w:lvl w:ilvl="8">
+      <w:numFmt w:val="bullet"/>
+      <w:lvlText w:val=""/>
+      <w:lvlJc w:val="left"/>
+      <w:pPr>
+        <w:ind w:left="6480" w:hanging="360"/>
+      </w:pPr>
+      <w:rPr>
+        <w:rFonts w:ascii="Wingdings" w:hAnsi="Wingdings" w:cs="Wingdings" w:hint="default"/>
+      </w:rPr>
+    </w:lvl>
+  </w:abstractNum>
   <w:abstractNum w:abstractNumId="99411">
     <w:nsid w:val="00A99411"/>
     <w:multiLevelType w:val="multilevel"/>
@@ -5847,6 +7360,9 @@
     <w:abstractNumId w:val="990"/>
   </w:num>
   <w:num w:numId="1001">
+    <w:abstractNumId w:val="991"/>
+  </w:num>
+  <w:num w:numId="1002">
     <w:abstractNumId w:val="99411"/>
     <w:lvlOverride w:ilvl="0">
       <w:startOverride w:val="1"/>

--- a/education/k8s-cka-prep/docx/chapter01_preparing_a_node.docx
+++ b/education/k8s-cka-prep/docx/chapter01_preparing_a_node.docx
@@ -494,7 +494,7 @@
       <w:r>
         <w:drawing>
           <wp:inline>
-            <wp:extent cx="3429000" cy="7685296"/>
+            <wp:extent cx="3502152" cy="7683059"/>
             <wp:effectExtent b="0" l="0" r="0" t="0"/>
             <wp:docPr descr="The four layers a node needs before kubeadm can do anything" title="" id="11" name="Picture"/>
             <a:graphic>
@@ -515,7 +515,7 @@
                   <pic:spPr bwMode="auto">
                     <a:xfrm>
                       <a:off x="0" y="0"/>
-                      <a:ext cx="3429000" cy="7685296"/>
+                      <a:ext cx="3502152" cy="7683059"/>
                     </a:xfrm>
                     <a:prstGeom prst="rect">
                       <a:avLst/>
